--- a/asserts/hindi_celender.docx
+++ b/asserts/hindi_celender.docx
@@ -24204,6 +24204,66 @@
           <w:lang w:bidi="hi-IN"/>
         </w:rPr>
       </w:pPr>
+      <w:r>
+        <w:rPr>
+          <w:rFonts w:ascii="Aparajita" w:hAnsi="Aparajita" w:cs="Aparajita"/>
+          <w:b/>
+          <w:bCs/>
+          <w:noProof/>
+          <w:sz w:val="32"/>
+          <w:szCs w:val="32"/>
+          <w:lang w:bidi="hi-IN"/>
+        </w:rPr>
+        <w:drawing>
+          <wp:anchor distT="0" distB="0" distL="114300" distR="114300" simplePos="0" relativeHeight="251676672" behindDoc="0" locked="0" layoutInCell="1" allowOverlap="1" wp14:anchorId="31D4C58E" wp14:editId="4EFA5643">
+            <wp:simplePos x="0" y="0"/>
+            <wp:positionH relativeFrom="margin">
+              <wp:align>center</wp:align>
+            </wp:positionH>
+            <wp:positionV relativeFrom="paragraph">
+              <wp:posOffset>2812</wp:posOffset>
+            </wp:positionV>
+            <wp:extent cx="1812290" cy="1812290"/>
+            <wp:effectExtent l="0" t="0" r="0" b="0"/>
+            <wp:wrapSquare wrapText="bothSides"/>
+            <wp:docPr id="14" name="Picture 14"/>
+            <wp:cNvGraphicFramePr>
+              <a:graphicFrameLocks xmlns:a="http://schemas.openxmlformats.org/drawingml/2006/main" noChangeAspect="1"/>
+            </wp:cNvGraphicFramePr>
+            <a:graphic xmlns:a="http://schemas.openxmlformats.org/drawingml/2006/main">
+              <a:graphicData uri="http://schemas.openxmlformats.org/drawingml/2006/picture">
+                <pic:pic xmlns:pic="http://schemas.openxmlformats.org/drawingml/2006/picture">
+                  <pic:nvPicPr>
+                    <pic:cNvPr id="14" name="Picture 14"/>
+                    <pic:cNvPicPr/>
+                  </pic:nvPicPr>
+                  <pic:blipFill>
+                    <a:blip r:embed="rId9" cstate="print">
+                      <a:extLst>
+                        <a:ext uri="{28A0092B-C50C-407E-A947-70E740481C1C}">
+                          <a14:useLocalDpi xmlns:a14="http://schemas.microsoft.com/office/drawing/2010/main" val="0"/>
+                        </a:ext>
+                      </a:extLst>
+                    </a:blip>
+                    <a:stretch>
+                      <a:fillRect/>
+                    </a:stretch>
+                  </pic:blipFill>
+                  <pic:spPr>
+                    <a:xfrm flipV="1">
+                      <a:off x="0" y="0"/>
+                      <a:ext cx="1812290" cy="1812290"/>
+                    </a:xfrm>
+                    <a:prstGeom prst="rect">
+                      <a:avLst/>
+                    </a:prstGeom>
+                  </pic:spPr>
+                </pic:pic>
+              </a:graphicData>
+            </a:graphic>
+          </wp:anchor>
+        </w:drawing>
+      </w:r>
     </w:p>
     <w:p>
       <w:pPr>
@@ -24302,34 +24362,6 @@
           <w:lang w:bidi="hi-IN"/>
         </w:rPr>
       </w:pPr>
-    </w:p>
-    <w:p>
-      <w:pPr>
-        <w:spacing w:after="0"/>
-        <w:jc w:val="center"/>
-        <w:rPr>
-          <w:rFonts w:ascii="Aparajita" w:hAnsi="Aparajita" w:cs="Aparajita"/>
-          <w:b/>
-          <w:bCs/>
-          <w:sz w:val="24"/>
-          <w:szCs w:val="24"/>
-          <w:lang w:bidi="hi-IN"/>
-        </w:rPr>
-      </w:pPr>
-    </w:p>
-    <w:p>
-      <w:pPr>
-        <w:spacing w:after="0"/>
-        <w:jc w:val="center"/>
-        <w:rPr>
-          <w:rFonts w:ascii="Aparajita" w:hAnsi="Aparajita" w:cs="Aparajita"/>
-          <w:b/>
-          <w:bCs/>
-          <w:sz w:val="32"/>
-          <w:szCs w:val="32"/>
-          <w:lang w:bidi="hi-IN"/>
-        </w:rPr>
-      </w:pPr>
       <w:r>
         <w:rPr>
           <w:rFonts w:ascii="Aparajita" w:hAnsi="Aparajita" w:cs="Aparajita" w:hint="cs"/>
@@ -24340,6 +24372,7 @@
           <w:cs/>
           <w:lang w:bidi="hi-IN"/>
         </w:rPr>
+        <w:lastRenderedPageBreak/>
         <w:t xml:space="preserve">प्रत्येक तिथि का दिन यहाँ देखें जो दिन से माह शुरू है </w:t>
       </w:r>
     </w:p>
@@ -30324,7 +30357,7 @@
             <w:pPr>
               <w:jc w:val="center"/>
               <w:rPr>
-                <w:rFonts w:ascii="Aparajita" w:hAnsi="Aparajita" w:cs="Aparajita" w:hint="cs"/>
+                <w:rFonts w:ascii="Aparajita" w:hAnsi="Aparajita" w:cs="Aparajita"/>
                 <w:sz w:val="24"/>
                 <w:szCs w:val="24"/>
                 <w:cs/>
@@ -33864,7 +33897,7 @@
       </w:r>
     </w:p>
     <w:sectPr>
-      <w:footerReference w:type="default" r:id="rId9"/>
+      <w:footerReference w:type="default" r:id="rId10"/>
       <w:pgSz w:w="11906" w:h="16838"/>
       <w:pgMar w:top="720" w:right="720" w:bottom="720" w:left="720" w:header="708" w:footer="708" w:gutter="0"/>
       <w:cols w:space="708"/>
